--- a/data/revised_2026-10_full/tracked/v2/Chemistry/SS1.1_Introduction_to_Chemistry/Chemistry_Introduction_to_Chemistry_SummaryTable_TRACKED.docx
+++ b/data/revised_2026-10_full/tracked/v2/Chemistry/SS1.1_Introduction_to_Chemistry/Chemistry_Introduction_to_Chemistry_SummaryTable_TRACKED.docx
@@ -2156,7 +2156,7 @@
         </w:rPr>
         <w:t xml:space="preserve">© 2026 SeaVuria and ARES. This work is licensed under a </w:t>
       </w:r>
-      <w:hyperlink w:history="1" r:id="rIdro_p_p0ab3lupjv-jcbwh">
+      <w:hyperlink w:history="1" r:id="rId5d-t6ka9yd0w4sv-xe2lc">
         <w:r>
           <w:rPr>
             <w:rFonts w:ascii="Arial" w:cs="Arial" w:eastAsia="Arial" w:hAnsi="Arial"/>
@@ -2176,7 +2176,7 @@
         </w:rPr>
         <w:t xml:space="preserve"> (</w:t>
       </w:r>
-      <w:hyperlink w:history="1" r:id="rIdrsdazjlffldkdubj3lofd">
+      <w:hyperlink w:history="1" r:id="rId9xfrryzzdrcwtcwq4us_9">
         <w:r>
           <w:rPr>
             <w:rFonts w:ascii="Arial" w:cs="Arial" w:eastAsia="Arial" w:hAnsi="Arial"/>
@@ -2196,7 +2196,7 @@
         </w:rPr>
         <w:t xml:space="preserve">). To view a copy of this license, visit </w:t>
       </w:r>
-      <w:hyperlink w:history="1" r:id="rIddpylqz3asioxeo5fohqhu">
+      <w:hyperlink w:history="1" r:id="rIdeceaet3fa5k0sieaah-q8">
         <w:r>
           <w:rPr>
             <w:rFonts w:ascii="Arial" w:cs="Arial" w:eastAsia="Arial" w:hAnsi="Arial"/>
